--- a/poetry/freeform/flotsam-and-jetsam/the-world-goes-on-turning.docx
+++ b/poetry/freeform/flotsam-and-jetsam/the-world-goes-on-turning.docx
@@ -170,10 +170,7 @@
     </w:p>
     <w:p>
       <w:r>
-        <w:t xml:space="preserve">I imagine </w:t>
-      </w:r>
-      <w:r>
-        <w:t xml:space="preserve">the Devil </w:t>
+        <w:t xml:space="preserve">I imagine the Devil </w:t>
       </w:r>
       <w:r>
         <w:t>hate</w:t>
@@ -189,8 +186,6 @@
       </w:r>
       <w:r>
         <w:br/>
-      </w:r>
-      <w:r>
         <w:t>That</w:t>
       </w:r>
       <w:r>
@@ -232,28 +227,49 @@
       </w:r>
       <w:r>
         <w:br/>
-        <w:t>Does every molecule hate every other molecule?</w:t>
+        <w:t>made of hateful germs.</w:t>
       </w:r>
       <w:r>
         <w:br/>
-        <w:t>Was it better before the Big Bang?</w:t>
+      </w:r>
+      <w:r>
+        <w:t>And</w:t>
+      </w:r>
+      <w:r>
+        <w:t xml:space="preserve"> every molecule hate</w:t>
+      </w:r>
+      <w:r>
+        <w:t>s</w:t>
+      </w:r>
+      <w:r>
+        <w:t xml:space="preserve"> every other molecule</w:t>
+      </w:r>
+      <w:r>
+        <w:br/>
+      </w:r>
+      <w:r>
+        <w:t>hate caused the</w:t>
+      </w:r>
+      <w:r>
+        <w:t xml:space="preserve"> Big Bang</w:t>
       </w:r>
     </w:p>
     <w:p>
       <w:r>
-        <w:t xml:space="preserve">Does </w:t>
+        <w:t>Even</w:t>
       </w:r>
-      <w:proofErr w:type="gramStart"/>
       <w:r>
-        <w:t>the Jetsam</w:t>
+        <w:t xml:space="preserve"> the Jetsam hate</w:t>
       </w:r>
-      <w:proofErr w:type="gramEnd"/>
       <w:r>
-        <w:t xml:space="preserve"> hate the Flotsam,</w:t>
+        <w:t>s</w:t>
+      </w:r>
+      <w:r>
+        <w:t xml:space="preserve"> the Flotsam,</w:t>
       </w:r>
       <w:r>
         <w:br/>
-        <w:t>for sometimes becoming lagan?</w:t>
+        <w:t>for sometimes becoming lagan</w:t>
       </w:r>
     </w:p>
     <w:p>

--- a/poetry/freeform/flotsam-and-jetsam/the-world-goes-on-turning.docx
+++ b/poetry/freeform/flotsam-and-jetsam/the-world-goes-on-turning.docx
@@ -143,13 +143,8 @@
       </w:r>
     </w:p>
     <w:p>
-      <w:proofErr w:type="gramStart"/>
       <w:r>
-        <w:t>Yes</w:t>
-      </w:r>
-      <w:proofErr w:type="gramEnd"/>
-      <w:r>
-        <w:t xml:space="preserve"> the good minister hates his base,</w:t>
+        <w:t>Yes the good minister hates his base,</w:t>
       </w:r>
       <w:r>
         <w:br/>
@@ -269,7 +264,13 @@
       </w:r>
       <w:r>
         <w:br/>
-        <w:t>for sometimes becoming lagan</w:t>
+        <w:t xml:space="preserve">for </w:t>
+      </w:r>
+      <w:r>
+        <w:t xml:space="preserve">the sin of </w:t>
+      </w:r>
+      <w:r>
+        <w:t>sometimes becoming lagan</w:t>
       </w:r>
     </w:p>
     <w:p>
@@ -389,15 +390,7 @@
       </w:r>
       <w:r>
         <w:br/>
-        <w:t xml:space="preserve">The world </w:t>
-      </w:r>
-      <w:proofErr w:type="gramStart"/>
-      <w:r>
-        <w:t>have</w:t>
-      </w:r>
-      <w:proofErr w:type="gramEnd"/>
-      <w:r>
-        <w:t xml:space="preserve"> to —</w:t>
+        <w:t>The world have to —</w:t>
       </w:r>
       <w:r>
         <w:br/>
